--- a/Документация/архитектура.docx
+++ b/Документация/архитектура.docx
@@ -118,7 +118,10 @@
         <w:fldChar w:fldCharType="begin"/>
       </w:r>
       <w:r>
-        <w:instrText xml:space="preserve"> SEQ Рисунок \* ARABIC </w:instrText>
+        <w:instrText xml:space="preserve"> SEQ Рисунок \* ARABI</w:instrText>
+      </w:r>
+      <w:r>
+        <w:instrText xml:space="preserve">C </w:instrText>
       </w:r>
       <w:r>
         <w:fldChar w:fldCharType="separate"/>
@@ -130,6 +133,9 @@
         <w:t>1</w:t>
       </w:r>
       <w:r>
+        <w:rPr>
+          <w:noProof/>
+        </w:rPr>
         <w:fldChar w:fldCharType="end"/>
       </w:r>
       <w:r>
@@ -355,6 +361,12 @@
         </w:rPr>
         <w:t xml:space="preserve"> (</w:t>
       </w:r>
+      <w:r>
+        <w:rPr>
+          <w:lang w:val="en-US"/>
+        </w:rPr>
+        <w:t xml:space="preserve">id, </w:t>
+      </w:r>
       <w:proofErr w:type="spellStart"/>
       <w:r>
         <w:rPr>
@@ -402,6 +414,7 @@
         </w:rPr>
       </w:pPr>
       <w:proofErr w:type="spellStart"/>
+      <w:proofErr w:type="gramStart"/>
       <w:r>
         <w:rPr>
           <w:lang w:val="en-US"/>
@@ -415,6 +428,7 @@
         </w:rPr>
         <w:t>(</w:t>
       </w:r>
+      <w:proofErr w:type="gramEnd"/>
       <w:r>
         <w:rPr>
           <w:lang w:val="en-US"/>
@@ -459,6 +473,7 @@
         </w:rPr>
       </w:pPr>
       <w:proofErr w:type="spellStart"/>
+      <w:proofErr w:type="gramStart"/>
       <w:r>
         <w:rPr>
           <w:lang w:val="en-US"/>
@@ -471,7 +486,14 @@
         <w:rPr>
           <w:lang w:val="en-US"/>
         </w:rPr>
-        <w:t xml:space="preserve">(text, </w:t>
+        <w:t>(</w:t>
+      </w:r>
+      <w:proofErr w:type="gramEnd"/>
+      <w:r>
+        <w:rPr>
+          <w:lang w:val="en-US"/>
+        </w:rPr>
+        <w:t xml:space="preserve">text, </w:t>
       </w:r>
       <w:proofErr w:type="spellStart"/>
       <w:r>
@@ -689,13 +711,7 @@
       </w:r>
       <w:proofErr w:type="spellEnd"/>
       <w:r>
-        <w:t xml:space="preserve"> показывает</w:t>
-      </w:r>
-      <w:r>
-        <w:t xml:space="preserve"> </w:t>
-      </w:r>
-      <w:r>
-        <w:t>список всех городов.</w:t>
+        <w:t xml:space="preserve"> показывает список всех городов.</w:t>
       </w:r>
     </w:p>
     <w:p>
@@ -778,9 +794,6 @@
       <w:pPr>
         <w:spacing w:line="360" w:lineRule="auto"/>
         <w:ind w:firstLine="709"/>
-        <w:rPr>
-          <w:lang w:val="en-US"/>
-        </w:rPr>
       </w:pPr>
       <w:proofErr w:type="spellStart"/>
       <w:r>
@@ -791,36 +804,24 @@
       </w:r>
       <w:proofErr w:type="spellEnd"/>
       <w:r>
-        <w:rPr>
-          <w:lang w:val="en-US"/>
-        </w:rPr>
         <w:t xml:space="preserve"> </w:t>
       </w:r>
       <w:r>
         <w:t>получает</w:t>
       </w:r>
       <w:r>
-        <w:rPr>
-          <w:lang w:val="en-US"/>
-        </w:rPr>
         <w:t xml:space="preserve"> </w:t>
       </w:r>
       <w:r>
         <w:t>текущую</w:t>
       </w:r>
       <w:r>
-        <w:rPr>
-          <w:lang w:val="en-US"/>
-        </w:rPr>
         <w:t xml:space="preserve"> </w:t>
       </w:r>
       <w:r>
         <w:t>точку</w:t>
       </w:r>
       <w:r>
-        <w:rPr>
-          <w:lang w:val="en-US"/>
-        </w:rPr>
         <w:t>.</w:t>
       </w:r>
     </w:p>
@@ -873,22 +874,94 @@
         <w:t xml:space="preserve"> –</w:t>
       </w:r>
       <w:r>
+        <w:t xml:space="preserve"> Репризиторий для работы с </w:t>
+      </w:r>
+      <w:r>
+        <w:rPr>
+          <w:lang w:val="en-US"/>
+        </w:rPr>
+        <w:t>AI</w:t>
+      </w:r>
+    </w:p>
+    <w:p>
+      <w:pPr>
+        <w:spacing w:line="360" w:lineRule="auto"/>
+        <w:ind w:firstLine="709"/>
+      </w:pPr>
+      <w:r>
+        <w:t>Функция:</w:t>
+      </w:r>
+    </w:p>
+    <w:p>
+      <w:pPr>
+        <w:spacing w:line="360" w:lineRule="auto"/>
+        <w:ind w:firstLine="709"/>
+      </w:pPr>
+      <w:proofErr w:type="spellStart"/>
+      <w:r>
+        <w:t>askAssistant</w:t>
+      </w:r>
+      <w:proofErr w:type="spellEnd"/>
+      <w:r>
+        <w:t xml:space="preserve"> Ответ ассистента на запрос.</w:t>
+      </w:r>
+    </w:p>
+    <w:p>
+      <w:pPr>
+        <w:pStyle w:val="a5"/>
+        <w:numPr>
+          <w:ilvl w:val="0"/>
+          <w:numId w:val="5"/>
+        </w:numPr>
+        <w:spacing w:line="360" w:lineRule="auto"/>
+        <w:ind w:left="0" w:firstLine="1134"/>
+      </w:pPr>
+      <w:proofErr w:type="spellStart"/>
+      <w:r>
+        <w:rPr>
+          <w:lang w:val="en-US"/>
+        </w:rPr>
+        <w:lastRenderedPageBreak/>
+        <w:t>Cabin</w:t>
+      </w:r>
+      <w:r>
+        <w:rPr>
+          <w:lang w:val="en-US"/>
+        </w:rPr>
+        <w:t>Repository</w:t>
+      </w:r>
+      <w:proofErr w:type="spellEnd"/>
+      <w:r>
+        <w:t xml:space="preserve"> - </w:t>
+      </w:r>
+      <w:r>
+        <w:t>Репризиторий для работы с данными о статусах кают.</w:t>
+      </w:r>
+    </w:p>
+    <w:p>
+      <w:pPr>
+        <w:spacing w:line="360" w:lineRule="auto"/>
+        <w:ind w:firstLine="709"/>
+      </w:pPr>
+      <w:r>
+        <w:t>Функции:</w:t>
+      </w:r>
+    </w:p>
+    <w:p>
+      <w:pPr>
+        <w:spacing w:line="360" w:lineRule="auto"/>
+        <w:ind w:firstLine="709"/>
+      </w:pPr>
+      <w:proofErr w:type="spellStart"/>
+      <w:r>
+        <w:t>getCabinsForCleaning</w:t>
+      </w:r>
+      <w:proofErr w:type="spellEnd"/>
+      <w:r>
         <w:t xml:space="preserve"> </w:t>
       </w:r>
       <w:r>
-        <w:t xml:space="preserve">Репризиторий </w:t>
-      </w:r>
-      <w:r>
-        <w:t xml:space="preserve">для работы с </w:t>
-      </w:r>
-      <w:r>
-        <w:rPr>
-          <w:lang w:val="en-US"/>
-        </w:rPr>
-        <w:t>AI</w:t>
-      </w:r>
-      <w:r>
-        <w:t>/</w:t>
+        <w:t>получает каюты с палубы, требующие уборки или помеченные «Не беспокоить».</w:t>
       </w:r>
     </w:p>
     <w:p>
@@ -896,22 +969,27 @@
         <w:spacing w:line="360" w:lineRule="auto"/>
         <w:ind w:firstLine="709"/>
       </w:pPr>
-      <w:r>
-        <w:t>Функция:</w:t>
-      </w:r>
-    </w:p>
-    <w:p>
-      <w:pPr>
-        <w:spacing w:line="360" w:lineRule="auto"/>
-        <w:ind w:firstLine="709"/>
-      </w:pPr>
-      <w:proofErr w:type="spellStart"/>
-      <w:r>
-        <w:t>askAssistant</w:t>
-      </w:r>
-      <w:proofErr w:type="spellEnd"/>
-      <w:r>
-        <w:t xml:space="preserve"> Ответ ассистента на запрос.</w:t>
+      <w:proofErr w:type="spellStart"/>
+      <w:r>
+        <w:t>getActiveAlarms</w:t>
+      </w:r>
+      <w:proofErr w:type="spellEnd"/>
+      <w:r>
+        <w:t xml:space="preserve"> </w:t>
+      </w:r>
+      <w:r>
+        <w:t>получает каюты</w:t>
+      </w:r>
+      <w:r>
+        <w:t xml:space="preserve"> </w:t>
+      </w:r>
+      <w:proofErr w:type="gramStart"/>
+      <w:r>
+        <w:t>статус</w:t>
+      </w:r>
+      <w:proofErr w:type="gramEnd"/>
+      <w:r>
+        <w:t xml:space="preserve"> у которых тревога.</w:t>
       </w:r>
     </w:p>
     <w:p>
@@ -952,7 +1030,6 @@
       </w:pPr>
       <w:proofErr w:type="spellStart"/>
       <w:r>
-        <w:lastRenderedPageBreak/>
         <w:t>LoginUseCase</w:t>
       </w:r>
       <w:proofErr w:type="spellEnd"/>
@@ -981,7 +1058,7 @@
       </w:pPr>
       <w:proofErr w:type="spellStart"/>
       <w:r>
-        <w:t>GetCurrentScheduleUseCase</w:t>
+        <w:t>CurrentScheduleUseCase</w:t>
       </w:r>
       <w:proofErr w:type="spellEnd"/>
       <w:r>
@@ -1009,17 +1086,11 @@
       </w:pPr>
       <w:proofErr w:type="spellStart"/>
       <w:r>
-        <w:t>GetRouteUseCase</w:t>
-      </w:r>
-      <w:proofErr w:type="spellEnd"/>
-      <w:r>
-        <w:t xml:space="preserve"> </w:t>
-      </w:r>
-      <w:r>
-        <w:t>-</w:t>
-      </w:r>
-      <w:r>
-        <w:t xml:space="preserve"> собирает список точек маршрута и определяет их статус (пройден/текущий/будущий).</w:t>
+        <w:t>RouteUseCase</w:t>
+      </w:r>
+      <w:proofErr w:type="spellEnd"/>
+      <w:r>
+        <w:t xml:space="preserve"> - собирает список точек маршрута и определяет их статус (пройден/текущий/будущий).</w:t>
       </w:r>
     </w:p>
     <w:p>
@@ -1037,7 +1108,7 @@
       </w:pPr>
       <w:proofErr w:type="spellStart"/>
       <w:r>
-        <w:t>GetCurrentPositionUseCase</w:t>
+        <w:t>CurrentPositionUseCase</w:t>
       </w:r>
       <w:proofErr w:type="spellEnd"/>
       <w:r>
@@ -1073,7 +1144,7 @@
       </w:pPr>
       <w:proofErr w:type="spellStart"/>
       <w:r>
-        <w:t>AskAiAssistantUseCase</w:t>
+        <w:t>AskAiUseCase</w:t>
       </w:r>
       <w:proofErr w:type="spellEnd"/>
       <w:r>
@@ -1098,7 +1169,7 @@
       </w:pPr>
       <w:proofErr w:type="spellStart"/>
       <w:r>
-        <w:t>FilterCabinsByDeckUseCase</w:t>
+        <w:t>FilterCabinsUseCase</w:t>
       </w:r>
       <w:proofErr w:type="spellEnd"/>
       <w:r>
@@ -1160,6 +1231,9 @@
         <w:t>1</w:t>
       </w:r>
       <w:r>
+        <w:rPr>
+          <w:noProof/>
+        </w:rPr>
         <w:fldChar w:fldCharType="end"/>
       </w:r>
       <w:r>
@@ -1311,21 +1385,7 @@
                 <w:sz w:val="24"/>
                 <w:szCs w:val="24"/>
               </w:rPr>
-              <w:t xml:space="preserve"> Case </w:t>
-            </w:r>
-            <w:r>
-              <w:rPr>
-                <w:sz w:val="24"/>
-                <w:szCs w:val="24"/>
-              </w:rPr>
-              <w:t>-</w:t>
-            </w:r>
-            <w:r>
-              <w:rPr>
-                <w:sz w:val="24"/>
-                <w:szCs w:val="24"/>
-              </w:rPr>
-              <w:t xml:space="preserve"> одно действие (</w:t>
+              <w:t xml:space="preserve"> Case - одно действие (</w:t>
             </w:r>
             <w:proofErr w:type="spellStart"/>
             <w:r>
@@ -1357,21 +1417,7 @@
                 <w:sz w:val="24"/>
                 <w:szCs w:val="24"/>
               </w:rPr>
-              <w:t xml:space="preserve"> </w:t>
-            </w:r>
-            <w:r>
-              <w:rPr>
-                <w:sz w:val="24"/>
-                <w:szCs w:val="24"/>
-              </w:rPr>
-              <w:t>-</w:t>
-            </w:r>
-            <w:r>
-              <w:rPr>
-                <w:sz w:val="24"/>
-                <w:szCs w:val="24"/>
-              </w:rPr>
-              <w:t xml:space="preserve"> только авторизует). </w:t>
+              <w:t xml:space="preserve"> - только авторизует). </w:t>
             </w:r>
             <w:proofErr w:type="spellStart"/>
             <w:r>
@@ -1421,19 +1467,21 @@
               </w:rPr>
               <w:t xml:space="preserve"> не форматирует даты и не вычисляет цвета статусов </w:t>
             </w:r>
-            <w:r>
-              <w:rPr>
-                <w:sz w:val="24"/>
-                <w:szCs w:val="24"/>
-              </w:rPr>
-              <w:t>-</w:t>
-            </w:r>
-            <w:r>
-              <w:rPr>
-                <w:sz w:val="24"/>
-                <w:szCs w:val="24"/>
-              </w:rPr>
-              <w:t xml:space="preserve"> это делают UI-слой или </w:t>
+            <w:proofErr w:type="gramStart"/>
+            <w:r>
+              <w:rPr>
+                <w:sz w:val="24"/>
+                <w:szCs w:val="24"/>
+              </w:rPr>
+              <w:t>- это</w:t>
+            </w:r>
+            <w:proofErr w:type="gramEnd"/>
+            <w:r>
+              <w:rPr>
+                <w:sz w:val="24"/>
+                <w:szCs w:val="24"/>
+              </w:rPr>
+              <w:t xml:space="preserve"> делают UI-слой или </w:t>
             </w:r>
             <w:proofErr w:type="spellStart"/>
             <w:r>
@@ -1515,7 +1563,15 @@
                 <w:sz w:val="24"/>
                 <w:szCs w:val="24"/>
               </w:rPr>
-              <w:t xml:space="preserve">Система открыта для расширения, но закрыта для изменения. Если мы захотим добавить новый тип ошибки (например, «Судно отклонилось от курса»), мы просто добавим новый класс, наследующий базовый </w:t>
+              <w:t xml:space="preserve">Система открыта для расширения, но закрыта для изменения. Если мы захотим добавить новый тип ошибки (например, «Судно отклонилось от курса»), мы просто добавим новый класс, наследующий </w:t>
+            </w:r>
+            <w:r>
+              <w:rPr>
+                <w:sz w:val="24"/>
+                <w:szCs w:val="24"/>
+              </w:rPr>
+              <w:lastRenderedPageBreak/>
+              <w:t xml:space="preserve">базовый </w:t>
             </w:r>
             <w:proofErr w:type="spellStart"/>
             <w:r>
@@ -1670,6 +1726,7 @@
                 <w:sz w:val="24"/>
                 <w:szCs w:val="24"/>
               </w:rPr>
+              <w:lastRenderedPageBreak/>
               <w:t xml:space="preserve">L </w:t>
             </w:r>
             <w:r>
@@ -1784,7 +1841,6 @@
                 <w:sz w:val="24"/>
                 <w:szCs w:val="24"/>
               </w:rPr>
-              <w:lastRenderedPageBreak/>
               <w:t xml:space="preserve">I </w:t>
             </w:r>
             <w:r>
@@ -2270,10 +2326,288 @@
         </w:tabs>
         <w:spacing w:line="360" w:lineRule="auto"/>
         <w:ind w:left="0" w:firstLine="709"/>
-        <w:rPr>
-          <w:lang w:val="en-US"/>
-        </w:rPr>
-      </w:pPr>
+      </w:pPr>
+      <w:r>
+        <w:t xml:space="preserve">В основе лежит сущность User, от которой наследуются роли </w:t>
+      </w:r>
+      <w:proofErr w:type="spellStart"/>
+      <w:r>
+        <w:t>Passenger</w:t>
+      </w:r>
+      <w:proofErr w:type="spellEnd"/>
+      <w:r>
+        <w:t xml:space="preserve">, </w:t>
+      </w:r>
+      <w:proofErr w:type="spellStart"/>
+      <w:r>
+        <w:t>Maid</w:t>
+      </w:r>
+      <w:proofErr w:type="spellEnd"/>
+      <w:r>
+        <w:t xml:space="preserve"> и </w:t>
+      </w:r>
+      <w:proofErr w:type="spellStart"/>
+      <w:r>
+        <w:t>Administrator</w:t>
+      </w:r>
+      <w:proofErr w:type="spellEnd"/>
+      <w:r>
+        <w:t>. Каждая роль использует свои варианты использования (</w:t>
+      </w:r>
+      <w:proofErr w:type="spellStart"/>
+      <w:r>
+        <w:t>Use</w:t>
+      </w:r>
+      <w:proofErr w:type="spellEnd"/>
+      <w:r>
+        <w:t xml:space="preserve"> </w:t>
+      </w:r>
+      <w:proofErr w:type="spellStart"/>
+      <w:r>
+        <w:t>Cases</w:t>
+      </w:r>
+      <w:proofErr w:type="spellEnd"/>
+      <w:r>
+        <w:t>), реализованные в виде методов классов: для пассажира это работа с расписанием (</w:t>
+      </w:r>
+      <w:proofErr w:type="spellStart"/>
+      <w:r>
+        <w:t>CurrentScheduleUseCase</w:t>
+      </w:r>
+      <w:proofErr w:type="spellEnd"/>
+      <w:r>
+        <w:t>), картой городов (</w:t>
+      </w:r>
+      <w:proofErr w:type="spellStart"/>
+      <w:r>
+        <w:t>RouteUseCase</w:t>
+      </w:r>
+      <w:proofErr w:type="spellEnd"/>
+      <w:r>
+        <w:t xml:space="preserve">, </w:t>
+      </w:r>
+      <w:proofErr w:type="spellStart"/>
+      <w:r>
+        <w:t>CurrentPositionUseCase</w:t>
+      </w:r>
+      <w:proofErr w:type="spellEnd"/>
+      <w:r>
+        <w:t>), информацией о городах (</w:t>
+      </w:r>
+      <w:proofErr w:type="spellStart"/>
+      <w:r>
+        <w:t>getCities</w:t>
+      </w:r>
+      <w:proofErr w:type="spellEnd"/>
+      <w:r>
+        <w:t xml:space="preserve">, </w:t>
+      </w:r>
+      <w:proofErr w:type="spellStart"/>
+      <w:r>
+        <w:t>getDetailsCities</w:t>
+      </w:r>
+      <w:proofErr w:type="spellEnd"/>
+      <w:r>
+        <w:t>) и взаимодействие с ИИ (</w:t>
+      </w:r>
+      <w:proofErr w:type="spellStart"/>
+      <w:r>
+        <w:t>askAssistant</w:t>
+      </w:r>
+      <w:proofErr w:type="spellEnd"/>
+      <w:r>
+        <w:t>); для горничной - получение заявок на уборку (</w:t>
+      </w:r>
+      <w:proofErr w:type="spellStart"/>
+      <w:r>
+        <w:t>getCabinsForCleaning</w:t>
+      </w:r>
+      <w:proofErr w:type="spellEnd"/>
+      <w:r>
+        <w:t>) и тревог (</w:t>
+      </w:r>
+      <w:proofErr w:type="spellStart"/>
+      <w:r>
+        <w:t>getActiveAlarms</w:t>
+      </w:r>
+      <w:proofErr w:type="spellEnd"/>
+      <w:r>
+        <w:t>); для администратора - только отслеживание тревог (</w:t>
+      </w:r>
+      <w:proofErr w:type="spellStart"/>
+      <w:r>
+        <w:t>getActiveAlarms</w:t>
+      </w:r>
+      <w:proofErr w:type="spellEnd"/>
+      <w:r>
+        <w:t>).</w:t>
+      </w:r>
+    </w:p>
+    <w:p>
+      <w:pPr>
+        <w:pStyle w:val="a5"/>
+        <w:tabs>
+          <w:tab w:val="left" w:pos="1134"/>
+        </w:tabs>
+        <w:spacing w:line="360" w:lineRule="auto"/>
+        <w:ind w:left="0" w:firstLine="709"/>
+      </w:pPr>
+    </w:p>
+    <w:p>
+      <w:pPr>
+        <w:pStyle w:val="a5"/>
+        <w:tabs>
+          <w:tab w:val="left" w:pos="1134"/>
+        </w:tabs>
+        <w:spacing w:line="360" w:lineRule="auto"/>
+        <w:ind w:left="0" w:firstLine="709"/>
+      </w:pPr>
+      <w:r>
+        <w:lastRenderedPageBreak/>
+        <w:t xml:space="preserve">Отдельно выделены ключевые сущности данных: </w:t>
+      </w:r>
+      <w:proofErr w:type="spellStart"/>
+      <w:r>
+        <w:t>CityInfo</w:t>
+      </w:r>
+      <w:proofErr w:type="spellEnd"/>
+      <w:r>
+        <w:t xml:space="preserve"> (карточки городов), </w:t>
+      </w:r>
+      <w:proofErr w:type="spellStart"/>
+      <w:r>
+        <w:t>CityNavigate</w:t>
+      </w:r>
+      <w:proofErr w:type="spellEnd"/>
+      <w:r>
+        <w:t xml:space="preserve"> (точки маршрута с состоянием), </w:t>
+      </w:r>
+      <w:proofErr w:type="spellStart"/>
+      <w:r>
+        <w:t>ScheduleEvent</w:t>
+      </w:r>
+      <w:proofErr w:type="spellEnd"/>
+      <w:r>
+        <w:t xml:space="preserve"> (мероприятия с флагом «идет сейчас») и </w:t>
+      </w:r>
+      <w:proofErr w:type="spellStart"/>
+      <w:r>
+        <w:t>AiResponse</w:t>
+      </w:r>
+      <w:proofErr w:type="spellEnd"/>
+      <w:r>
+        <w:t xml:space="preserve"> (ответ нейросети). Диаграмма наглядно демонстрирует, как разные роли используют общие сущности (</w:t>
+      </w:r>
+      <w:proofErr w:type="spellStart"/>
+      <w:r>
+        <w:t>CabinStatus</w:t>
+      </w:r>
+      <w:proofErr w:type="spellEnd"/>
+      <w:r>
+        <w:t>) для разных задач: горничная - для фильтрации уборки (</w:t>
+      </w:r>
+      <w:proofErr w:type="spellStart"/>
+      <w:r>
+        <w:t>FilterCabinsUseCase</w:t>
+      </w:r>
+      <w:proofErr w:type="spellEnd"/>
+      <w:r>
+        <w:t>), а администратор - для реагирования на чрезвычайные ситуации.</w:t>
+      </w:r>
+    </w:p>
+    <w:p>
+      <w:pPr>
+        <w:pStyle w:val="a5"/>
+        <w:keepNext/>
+        <w:tabs>
+          <w:tab w:val="left" w:pos="1134"/>
+        </w:tabs>
+        <w:spacing w:line="360" w:lineRule="auto"/>
+        <w:ind w:left="0"/>
+        <w:jc w:val="center"/>
+      </w:pPr>
+      <w:r>
+        <w:rPr>
+          <w:noProof/>
+          <w:lang w:val="en-US"/>
+        </w:rPr>
+        <w:drawing>
+          <wp:inline distT="0" distB="0" distL="0" distR="0" wp14:anchorId="17E43121" wp14:editId="65C3ACBC">
+            <wp:extent cx="5940425" cy="4425315"/>
+            <wp:effectExtent l="0" t="0" r="3175" b="0"/>
+            <wp:docPr id="3" name="Рисунок 3"/>
+            <wp:cNvGraphicFramePr>
+              <a:graphicFrameLocks xmlns:a="http://schemas.openxmlformats.org/drawingml/2006/main" noChangeAspect="1"/>
+            </wp:cNvGraphicFramePr>
+            <a:graphic xmlns:a="http://schemas.openxmlformats.org/drawingml/2006/main">
+              <a:graphicData uri="http://schemas.openxmlformats.org/drawingml/2006/picture">
+                <pic:pic xmlns:pic="http://schemas.openxmlformats.org/drawingml/2006/picture">
+                  <pic:nvPicPr>
+                    <pic:cNvPr id="1" name=""/>
+                    <pic:cNvPicPr/>
+                  </pic:nvPicPr>
+                  <pic:blipFill>
+                    <a:blip r:embed="rId6"/>
+                    <a:stretch>
+                      <a:fillRect/>
+                    </a:stretch>
+                  </pic:blipFill>
+                  <pic:spPr>
+                    <a:xfrm>
+                      <a:off x="0" y="0"/>
+                      <a:ext cx="5940425" cy="4425315"/>
+                    </a:xfrm>
+                    <a:prstGeom prst="rect">
+                      <a:avLst/>
+                    </a:prstGeom>
+                  </pic:spPr>
+                </pic:pic>
+              </a:graphicData>
+            </a:graphic>
+          </wp:inline>
+        </w:drawing>
+      </w:r>
+    </w:p>
+    <w:p>
+      <w:pPr>
+        <w:jc w:val="center"/>
+        <w:rPr>
+          <w:lang w:val="en-US"/>
+        </w:rPr>
+      </w:pPr>
+      <w:r>
+        <w:t xml:space="preserve">Рисунок </w:t>
+      </w:r>
+      <w:r>
+        <w:fldChar w:fldCharType="begin"/>
+      </w:r>
+      <w:r>
+        <w:instrText xml:space="preserve"> SEQ Рисунок \* ARABIC </w:instrText>
+      </w:r>
+      <w:r>
+        <w:fldChar w:fldCharType="separate"/>
+      </w:r>
+      <w:r>
+        <w:rPr>
+          <w:noProof/>
+        </w:rPr>
+        <w:t>2</w:t>
+      </w:r>
+      <w:r>
+        <w:rPr>
+          <w:noProof/>
+        </w:rPr>
+        <w:fldChar w:fldCharType="end"/>
+      </w:r>
+      <w:r>
+        <w:t xml:space="preserve">. Диаграмма классов </w:t>
+      </w:r>
+      <w:r>
+        <w:rPr>
+          <w:lang w:val="en-US"/>
+        </w:rPr>
+        <w:t>domain</w:t>
+      </w:r>
     </w:p>
     <w:p>
       <w:pPr>
@@ -2321,9 +2655,12 @@
       </w:r>
       <w:proofErr w:type="spellStart"/>
       <w:r>
-        <w:t>app.</w:t>
-      </w:r>
-      <w:proofErr w:type="spellEnd"/>
+        <w:t>app</w:t>
+      </w:r>
+      <w:proofErr w:type="spellEnd"/>
+      <w:r>
+        <w:t>.</w:t>
+      </w:r>
     </w:p>
     <w:p>
       <w:pPr>
@@ -2352,7 +2689,16 @@
         <w:ind w:left="0" w:firstLine="709"/>
       </w:pPr>
       <w:r>
-        <w:t xml:space="preserve">Ускорение сборки: При изменении кода в одном модуле (например, в интерфейсе горничной) </w:t>
+        <w:lastRenderedPageBreak/>
+        <w:t>Ускорение сборки</w:t>
+      </w:r>
+      <w:proofErr w:type="gramStart"/>
+      <w:r>
+        <w:t>: При</w:t>
+      </w:r>
+      <w:proofErr w:type="gramEnd"/>
+      <w:r>
+        <w:t xml:space="preserve"> изменении кода в одном модуле (например, в интерфейсе горничной) </w:t>
       </w:r>
       <w:proofErr w:type="spellStart"/>
       <w:r>
@@ -2385,10 +2731,7 @@
         <w:ind w:left="0" w:firstLine="709"/>
       </w:pPr>
       <w:r>
-        <w:t>Строгая изоляция слоев: Выделение модуля</w:t>
-      </w:r>
-      <w:r>
-        <w:t xml:space="preserve"> </w:t>
+        <w:t xml:space="preserve">Строгая изоляция слоев: Выделение модуля </w:t>
       </w:r>
       <w:proofErr w:type="spellStart"/>
       <w:r>
@@ -2433,7 +2776,15 @@
       </w:r>
       <w:proofErr w:type="spellEnd"/>
       <w:r>
-        <w:t>-модули): Так как роли (Пассажир, Горничная, Администратор) имеют совершенно разный функционал, их экраны вынесены в отдельные модули. Это позволяет вести параллельную разработку и подключать нужные фичи только в нужную сборку.</w:t>
+        <w:t>-модули)</w:t>
+      </w:r>
+      <w:proofErr w:type="gramStart"/>
+      <w:r>
+        <w:t>: Так</w:t>
+      </w:r>
+      <w:proofErr w:type="gramEnd"/>
+      <w:r>
+        <w:t xml:space="preserve"> как роли (Пассажир, Горничная, Администратор) имеют совершенно разный функционал, их экраны вынесены в отдельные модули. Это позволяет вести параллельную разработку и подключать нужные фичи только в нужную сборку.</w:t>
       </w:r>
     </w:p>
     <w:p>
@@ -2468,72 +2819,81 @@
         <w:spacing w:line="360" w:lineRule="auto"/>
         <w:ind w:firstLine="709"/>
       </w:pPr>
+      <w:r>
+        <w:t>Связующим звеном выступает внешнее API (серверная часть) оно передает актуальное расписание дня в модуль «Расписание», а также отправляет статусы кают в соответствующий модуль. На основе этих данных выстраивается взаимодействие с клиентскими интерфейсами: модуль «Расписание» передает распорядок дня пассажирам, модуль «Каюты» предоставляет информацию о статусах уборки горничным и сигналы тревог администратору.</w:t>
+      </w:r>
     </w:p>
     <w:p>
       <w:pPr>
         <w:spacing w:line="360" w:lineRule="auto"/>
         <w:ind w:firstLine="709"/>
       </w:pPr>
-    </w:p>
-    <w:p>
-      <w:pPr>
-        <w:spacing w:line="360" w:lineRule="auto"/>
-        <w:ind w:firstLine="709"/>
-      </w:pPr>
-    </w:p>
-    <w:p>
-      <w:pPr>
-        <w:spacing w:line="360" w:lineRule="auto"/>
-        <w:ind w:firstLine="709"/>
-      </w:pPr>
-    </w:p>
-    <w:p>
-      <w:pPr>
-        <w:spacing w:line="360" w:lineRule="auto"/>
-        <w:ind w:firstLine="709"/>
-      </w:pPr>
-    </w:p>
-    <w:p>
-      <w:pPr>
-        <w:spacing w:line="360" w:lineRule="auto"/>
-        <w:ind w:firstLine="709"/>
-      </w:pPr>
-    </w:p>
-    <w:p>
-      <w:pPr>
-        <w:spacing w:line="360" w:lineRule="auto"/>
-        <w:ind w:firstLine="709"/>
-      </w:pPr>
-    </w:p>
-    <w:p>
-      <w:pPr>
-        <w:spacing w:line="360" w:lineRule="auto"/>
-        <w:ind w:firstLine="709"/>
-      </w:pPr>
-    </w:p>
-    <w:p>
-      <w:pPr>
-        <w:spacing w:line="360" w:lineRule="auto"/>
-        <w:ind w:firstLine="709"/>
-      </w:pPr>
-    </w:p>
-    <w:p>
-      <w:pPr>
-        <w:spacing w:line="360" w:lineRule="auto"/>
-        <w:ind w:firstLine="709"/>
-      </w:pPr>
-    </w:p>
-    <w:p>
-      <w:pPr>
-        <w:spacing w:line="360" w:lineRule="auto"/>
-        <w:ind w:firstLine="709"/>
-      </w:pPr>
-    </w:p>
-    <w:p>
-      <w:pPr>
-        <w:spacing w:line="360" w:lineRule="auto"/>
-        <w:ind w:firstLine="709"/>
-      </w:pPr>
+      <w:r>
+        <w:t>Клиентские компоненты напрямую связаны с функциональными блоками, ориентированными на пассажиров: из интерфейса пассажира осуществляются запросы к ИИ-ассистенту (чат с ИИ) и к базе посещаемых городов.</w:t>
+      </w:r>
+    </w:p>
+    <w:p>
+      <w:pPr>
+        <w:keepNext/>
+        <w:spacing w:line="360" w:lineRule="auto"/>
+        <w:jc w:val="center"/>
+      </w:pPr>
+      <w:r>
+        <w:drawing>
+          <wp:inline distT="0" distB="0" distL="0" distR="0" wp14:anchorId="353884FD" wp14:editId="1F7A83CB">
+            <wp:extent cx="4360134" cy="2028825"/>
+            <wp:effectExtent l="0" t="0" r="2540" b="0"/>
+            <wp:docPr id="4" name="Рисунок 4"/>
+            <wp:cNvGraphicFramePr>
+              <a:graphicFrameLocks xmlns:a="http://schemas.openxmlformats.org/drawingml/2006/main" noChangeAspect="1"/>
+            </wp:cNvGraphicFramePr>
+            <a:graphic xmlns:a="http://schemas.openxmlformats.org/drawingml/2006/main">
+              <a:graphicData uri="http://schemas.openxmlformats.org/drawingml/2006/picture">
+                <pic:pic xmlns:pic="http://schemas.openxmlformats.org/drawingml/2006/picture">
+                  <pic:nvPicPr>
+                    <pic:cNvPr id="1" name=""/>
+                    <pic:cNvPicPr/>
+                  </pic:nvPicPr>
+                  <pic:blipFill>
+                    <a:blip r:embed="rId7"/>
+                    <a:stretch>
+                      <a:fillRect/>
+                    </a:stretch>
+                  </pic:blipFill>
+                  <pic:spPr>
+                    <a:xfrm>
+                      <a:off x="0" y="0"/>
+                      <a:ext cx="4377508" cy="2036909"/>
+                    </a:xfrm>
+                    <a:prstGeom prst="rect">
+                      <a:avLst/>
+                    </a:prstGeom>
+                  </pic:spPr>
+                </pic:pic>
+              </a:graphicData>
+            </a:graphic>
+          </wp:inline>
+        </w:drawing>
+      </w:r>
+    </w:p>
+    <w:p>
+      <w:pPr>
+        <w:jc w:val="center"/>
+      </w:pPr>
+      <w:r>
+        <w:t xml:space="preserve">Рисунок </w:t>
+      </w:r>
+      <w:fldSimple w:instr=" SEQ Рисунок \* ARABIC ">
+        <w:r>
+          <w:rPr>
+            <w:noProof/>
+          </w:rPr>
+          <w:t>3</w:t>
+        </w:r>
+      </w:fldSimple>
+      <w:r>
+        <w:t>. Диаграмма компонентов</w:t>
+      </w:r>
     </w:p>
     <w:sectPr>
       <w:pgSz w:w="11906" w:h="16838"/>
@@ -2550,7 +2910,7 @@
   <w:abstractNum w:abstractNumId="0" w15:restartNumberingAfterBreak="0">
     <w:nsid w:val="0BC6573C"/>
     <w:multiLevelType w:val="hybridMultilevel"/>
-    <w:tmpl w:val="8BFA7110"/>
+    <w:tmpl w:val="67DE3C90"/>
     <w:lvl w:ilvl="0" w:tplc="04190001">
       <w:start w:val="1"/>
       <w:numFmt w:val="bullet"/>
